--- a/docs/tech-specs/TE_FICOPROC_ACCOUNTING_I034_Billing_L2S_TO_FICOPROC_copy_TechSpec.docx
+++ b/docs/tech-specs/TE_FICOPROC_ACCOUNTING_I034_Billing_L2S_TO_FICOPROC_copy_TechSpec.docx
@@ -2532,7 +2532,7 @@
           <w:sz w:val="22"/>
           <w:szCs w:val="22"/>
         </w:rPr>
-        <w:t xml:space="preserve">Initiates the main integration process.</w:t>
+        <w:t xml:space="preserve">Initiates the main integration process for billing file processing.</w:t>
       </w:r>
     </w:p>
     <w:p>
@@ -2566,7 +2566,7 @@
           <w:sz w:val="22"/>
           <w:szCs w:val="22"/>
         </w:rPr>
-        <w:t xml:space="preserve">Starts the exception handling subprocess.</w:t>
+        <w:t xml:space="preserve">Triggers the exception subprocess upon failure.</w:t>
       </w:r>
     </w:p>
     <w:p>
@@ -2615,7 +2615,7 @@
           <w:sz w:val="22"/>
           <w:szCs w:val="22"/>
         </w:rPr>
-        <w:t xml:space="preserve">Stores the initial sender payload into a property for later use.</w:t>
+        <w:t xml:space="preserve">Stores the initial sender payload in a property for later use.</w:t>
       </w:r>
     </w:p>
     <w:p>
@@ -3144,7 +3144,7 @@
           <w:sz w:val="22"/>
           <w:szCs w:val="22"/>
         </w:rPr>
-        <w:t xml:space="preserve">Restores the sender payload from the property.</w:t>
+        <w:t xml:space="preserve">Restores the sender payload from properties after the checksum call.</w:t>
       </w:r>
     </w:p>
     <w:p>
@@ -3221,7 +3221,7 @@
           <w:sz w:val="22"/>
           <w:szCs w:val="22"/>
         </w:rPr>
-        <w:t xml:space="preserve">Enriches the message with various header and document values extracted via XPath.</w:t>
+        <w:t xml:space="preserve">Enriches the message with various header and property values derived from the XML payload.</w:t>
       </w:r>
     </w:p>
     <w:p>
@@ -4646,7 +4646,7 @@
           <w:sz w:val="22"/>
           <w:szCs w:val="22"/>
         </w:rPr>
-        <w:t xml:space="preserve">Wraps the aggregated records in a JournalEntryBulkCreateRequest header.</w:t>
+        <w:t xml:space="preserve">Enriches the payload with the JournalEntryBulkCreateRequest header.</w:t>
       </w:r>
     </w:p>
     <w:p>
@@ -4723,7 +4723,7 @@
           <w:sz w:val="22"/>
           <w:szCs w:val="22"/>
         </w:rPr>
-        <w:t xml:space="preserve">Wraps the payload in a standard SOAP envelope with addressing headers.</w:t>
+        <w:t xml:space="preserve">Wraps the payload in a SOAP envelope with the generated message ID.</w:t>
       </w:r>
     </w:p>
     <w:p>
@@ -5653,7 +5653,7 @@
           <w:sz w:val="22"/>
           <w:szCs w:val="22"/>
         </w:rPr>
-        <w:t xml:space="preserve">Enriches the message with application metadata.</w:t>
+        <w:t xml:space="preserve">Prepares the sender payload for the checksum update.</w:t>
       </w:r>
     </w:p>
     <w:p>
@@ -6054,7 +6054,7 @@
           <w:sz w:val="22"/>
           <w:szCs w:val="22"/>
         </w:rPr>
-        <w:t xml:space="preserve">Restores the original sender payload for archival.</w:t>
+        <w:t xml:space="preserve">Restores the original payload for archival purposes.</w:t>
       </w:r>
     </w:p>
     <w:p>
@@ -7044,7 +7044,7 @@
           <w:sz w:val="22"/>
           <w:szCs w:val="22"/>
         </w:rPr>
-        <w:t xml:space="preserve">Duplicate step to restore mapped payload and set retry headers.</w:t>
+        <w:t xml:space="preserve">Restores the mapped payload and sets retry-related headers.</w:t>
       </w:r>
     </w:p>
     <w:p>
@@ -8020,7 +8020,7 @@
           <w:sz w:val="22"/>
           <w:szCs w:val="22"/>
         </w:rPr>
-        <w:t xml:space="preserve">Sends the Journal Entry request to the FICO system.</w:t>
+        <w:t xml:space="preserve">Sends the Journal Entry request to the target SAP system via HTTP.</w:t>
       </w:r>
     </w:p>
     <w:p>
@@ -8068,7 +8068,7 @@
           <w:sz w:val="22"/>
           <w:szCs w:val="22"/>
         </w:rPr>
-        <w:t xml:space="preserve">Posts the checksum to the external service.</w:t>
+        <w:t xml:space="preserve">Updates the checksum in the external system.</w:t>
       </w:r>
     </w:p>
     <w:p>
@@ -8131,7 +8131,7 @@
           <w:sz w:val="22"/>
           <w:szCs w:val="22"/>
         </w:rPr>
-        <w:t xml:space="preserve">Routes the message based on whether the checksum already exists.</w:t>
+        <w:t xml:space="preserve">Routes the message based on whether the checksum exists.</w:t>
       </w:r>
     </w:p>
     <w:tbl>
@@ -8281,7 +8281,7 @@
           <w:sz w:val="22"/>
           <w:szCs w:val="22"/>
         </w:rPr>
-        <w:t xml:space="preserve">Routes based on the HTTP response code received from the FICO system.</w:t>
+        <w:t xml:space="preserve">Routes the error based on the HTTP response code.</w:t>
       </w:r>
     </w:p>
     <w:tbl>
@@ -8446,7 +8446,7 @@
           <w:sz w:val="22"/>
           <w:szCs w:val="22"/>
         </w:rPr>
-        <w:t xml:space="preserve">Splits the incoming billing XML into individual venture records.</w:t>
+        <w:t xml:space="preserve">Splits the billing file into individual venture records for parallel processing.</w:t>
       </w:r>
     </w:p>
     <w:tbl>
@@ -8963,7 +8963,7 @@
           <w:sz w:val="22"/>
           <w:szCs w:val="22"/>
         </w:rPr>
-        <w:t xml:space="preserve">Terminates the process if a duplicate checksum is detected.</w:t>
+        <w:t xml:space="preserve">Terminates the process if the checksum already exists.</w:t>
       </w:r>
     </w:p>
     <w:p>
@@ -8997,7 +8997,7 @@
           <w:sz w:val="22"/>
           <w:szCs w:val="22"/>
         </w:rPr>
-        <w:t xml:space="preserve">Completes the main integration process.</w:t>
+        <w:t xml:space="preserve">Successfully completes the main integration process.</w:t>
       </w:r>
     </w:p>
     <w:p>
@@ -9080,7 +9080,7 @@
           <w:sz w:val="22"/>
           <w:szCs w:val="22"/>
         </w:rPr>
-        <w:t xml:space="preserve">Maps the source format to the intermediate CPI format.</w:t>
+        <w:t xml:space="preserve">Maps the L2S billing format to the intermediate CPI format.</w:t>
       </w:r>
     </w:p>
     <w:p>
@@ -9128,7 +9128,7 @@
           <w:sz w:val="22"/>
           <w:szCs w:val="22"/>
         </w:rPr>
-        <w:t xml:space="preserve">Maps the intermediate format to the target Journal Entry structure.</w:t>
+        <w:t xml:space="preserve">Maps the intermediate format to the Journal Entry Bulk Create Request format.</w:t>
       </w:r>
     </w:p>
     <w:p>
@@ -9191,7 +9191,7 @@
           <w:sz w:val="22"/>
           <w:szCs w:val="22"/>
         </w:rPr>
-        <w:t xml:space="preserve">Filters the message to isolate the JournalEntryCreateRequest nodes.</w:t>
+        <w:t xml:space="preserve">Filters the message to extract only the JournalEntryCreateRequest nodes.</w:t>
       </w:r>
     </w:p>
     <w:tbl>
@@ -9356,7 +9356,7 @@
           <w:sz w:val="22"/>
           <w:szCs w:val="22"/>
         </w:rPr>
-        <w:t xml:space="preserve">Aggregates the individual journal entry records into a single payload.</w:t>
+        <w:t xml:space="preserve">Gathers individual journal entry records into a single payload.</w:t>
       </w:r>
     </w:p>
     <w:tbl>
@@ -9808,7 +9808,7 @@
           <w:sz w:val="22"/>
           <w:szCs w:val="22"/>
         </w:rPr>
-        <w:t xml:space="preserve">Sends the payload to the archive SFTP server.</w:t>
+        <w:t xml:space="preserve">Sends the original payload to the archive SFTP location.</w:t>
       </w:r>
     </w:p>
     <w:p>
@@ -9842,7 +9842,7 @@
           <w:sz w:val="22"/>
           <w:szCs w:val="22"/>
         </w:rPr>
-        <w:t xml:space="preserve">Sends the journal entry to the SAPCI system.</w:t>
+        <w:t xml:space="preserve">Sends the failed journal entry to the SAPCI system.</w:t>
       </w:r>
     </w:p>
     <w:p>
@@ -9985,7 +9985,7 @@
           <w:sz w:val="22"/>
           <w:szCs w:val="22"/>
         </w:rPr>
-        <w:t xml:space="preserve">The process begins by polling an SFTP server for billing files, which are then validated against a checksum service. Validated records are split, mapped via two-stage message mapping, and aggregated into a SOAP-wrapped Journal Entry request. The payload is sent to the FICO system; failures trigger an exception subprocess that routes the payload to a JMS-based retry queue for subsequent reprocessing.</w:t>
+        <w:t xml:space="preserve">The process begins by polling an SFTP server for billing files, which are then validated against a checksum service. Validated records are split and mapped into the target Journal Entry format. The payload is then sent to the target system via HTTP. If the HTTP request fails, the iFlow triggers an exception subprocess that routes the message to a JMS-based retry queue for subsequent processing attempts.</w:t>
       </w:r>
     </w:p>
     <w:p>
@@ -10038,7 +10038,7 @@
           <w:sz w:val="22"/>
           <w:szCs w:val="22"/>
         </w:rPr>
-        <w:t xml:space="preserve">The iFlow utilizes credential-based authentication for HTTP and SFTP, though specific credentials are redacted. The use of proxy settings and private key aliases suggests a standard enterprise security posture, but hardcoded references to credentials should be audited.</w:t>
+        <w:t xml:space="preserve">The iFlow utilizes credential-based authentication for HTTP and SFTP connections, with sensitive keys referenced via aliases. However, the use of hardcoded credential placeholders and potential exposure of sensitive data in logs requires careful configuration of MPL logging levels.</w:t>
       </w:r>
     </w:p>
     <w:p>
@@ -10709,7 +10709,7 @@
                 <w:sz w:val="18"/>
                 <w:szCs w:val="18"/>
               </w:rPr>
-              <w:t xml:space="preserve">Credentials are externalized; verify secure storage in the tenant keystore.</w:t>
+              <w:t xml:space="preserve">Credentials are externalized; ensure secure storage in the tenant.</w:t>
             </w:r>
           </w:p>
         </w:tc>
@@ -10753,7 +10753,7 @@
                 <w:sz w:val="18"/>
                 <w:szCs w:val="18"/>
               </w:rPr>
-              <w:t xml:space="preserve">SFTP/HTTP</w:t>
+              <w:t xml:space="preserve">SFTP / HTTP</w:t>
             </w:r>
           </w:p>
         </w:tc>
@@ -10774,7 +10774,7 @@
                 <w:sz w:val="18"/>
                 <w:szCs w:val="18"/>
               </w:rPr>
-              <w:t xml:space="preserve">Supports proxy configuration; ensure TLS/SSL versions are enforced for external endpoints.</w:t>
+              <w:t xml:space="preserve">Supports proxy configurations; ensure TLS/SSL is enforced for external endpoints.</w:t>
             </w:r>
           </w:p>
         </w:tc>
@@ -10797,7 +10797,7 @@
                 <w:sz w:val="18"/>
                 <w:szCs w:val="18"/>
               </w:rPr>
-              <w:t xml:space="preserve">Data Privacy</w:t>
+              <w:t xml:space="preserve">Logging</w:t>
             </w:r>
           </w:p>
         </w:tc>
@@ -10818,7 +10818,7 @@
                 <w:sz w:val="18"/>
                 <w:szCs w:val="18"/>
               </w:rPr>
-              <w:t xml:space="preserve">Payload Logging</w:t>
+              <w:t xml:space="preserve">MPL Attachments</w:t>
             </w:r>
           </w:p>
         </w:tc>
@@ -10839,7 +10839,7 @@
                 <w:sz w:val="18"/>
                 <w:szCs w:val="18"/>
               </w:rPr>
-              <w:t xml:space="preserve">Content Modifiers store raw payloads in properties; ensure sensitive data is not logged in MPL.</w:t>
+              <w:t xml:space="preserve">Enabled via {{AttachErrorDetailsOnFailure}}; ensure PII is not logged in production.</w:t>
             </w:r>
           </w:p>
         </w:tc>
@@ -10972,7 +10972,7 @@
           <w:sz w:val="22"/>
           <w:szCs w:val="22"/>
         </w:rPr>
-        <w:t xml:space="preserve">The iFlow uses a common logging and error handling script bundle, though specific trace levels are not visible in the configuration.</w:t>
+        <w:t xml:space="preserve">The iFlow uses standard MPL logging with configurable attachment support for error details, facilitating troubleshooting of failed HTTP and SFTP operations.</w:t>
       </w:r>
     </w:p>
     <w:p>
@@ -10985,7 +10985,7 @@
           <w:sz w:val="22"/>
           <w:szCs w:val="22"/>
         </w:rPr>
-        <w:t xml:space="preserve">• Exception Subprocess - Main: Catches errors during the primary flow and routes the payload to the 'I034_L2SJE_Retry' ProcessDirect address.</w:t>
+        <w:t xml:space="preserve">• Exception Subprocess - Main: Catches errors during the main flow and routes payloads to the 'I034_L2SJE_Retry' ProcessDirect address.</w:t>
       </w:r>
     </w:p>
     <w:p>
@@ -10998,7 +10998,7 @@
           <w:sz w:val="22"/>
           <w:szCs w:val="22"/>
         </w:rPr>
-        <w:t xml:space="preserve">• Exception Subprocess - JMS Retry: Handles errors during the retry process by invoking a local retry count logic.</w:t>
+        <w:t xml:space="preserve">• Exception Subprocess - JMS Retry: Handles errors in the retry flow by invoking the 'PC_RetryCount' process.</w:t>
       </w:r>
     </w:p>
     <w:p>
@@ -11011,7 +11011,7 @@
           <w:sz w:val="22"/>
           <w:szCs w:val="22"/>
         </w:rPr>
-        <w:t xml:space="preserve">• Local Integration Process - Retry Count: Manages retry limits and routes failed messages to a dedicated ResendQueue.</w:t>
+        <w:t xml:space="preserve">• Local Integration Process - Retry Count: Manages retry logic and pushes failed messages to the 'ResendQueue' for further attempts.</w:t>
       </w:r>
     </w:p>
     <w:p>
@@ -11064,7 +11064,7 @@
           <w:sz w:val="22"/>
           <w:szCs w:val="22"/>
         </w:rPr>
-        <w:t xml:space="preserve">Connectivity is managed via SFTP for file exchange and HTTP for SOAP API calls, with support for SOCKS5 proxies and Location IDs for on-premise integration.</w:t>
+        <w:t xml:space="preserve">Connectivity is established via SFTP (Sender/Receiver) and HTTP (Receiver), utilizing proxy settings and configurable timeouts to manage communication with both on-premise and cloud systems.</w:t>
       </w:r>
     </w:p>
     <w:p>
@@ -24811,7 +24811,7 @@
                 <w:sz w:val="18"/>
                 <w:szCs w:val="18"/>
               </w:rPr>
-              <w:t xml:space="preserve">Validate successful file polling and checksum validation</w:t>
+              <w:t xml:space="preserve">Verify successful ingestion and archival of valid billing files from SFTP</w:t>
             </w:r>
           </w:p>
         </w:tc>
@@ -24832,7 +24832,7 @@
                 <w:sz w:val="18"/>
                 <w:szCs w:val="18"/>
               </w:rPr>
-              <w:t xml:space="preserve">Both (BO)</w:t>
+              <w:t xml:space="preserve">BO</w:t>
             </w:r>
           </w:p>
         </w:tc>
@@ -24876,7 +24876,7 @@
                 <w:sz w:val="18"/>
                 <w:szCs w:val="18"/>
               </w:rPr>
-              <w:t xml:space="preserve">Verify SOAP envelope construction and header injection</w:t>
+              <w:t xml:space="preserve">Test checksum validation logic for existing and non-existing records</w:t>
             </w:r>
           </w:p>
         </w:tc>
@@ -24897,7 +24897,7 @@
                 <w:sz w:val="18"/>
                 <w:szCs w:val="18"/>
               </w:rPr>
-              <w:t xml:space="preserve">Inside SAP (IS)</w:t>
+              <w:t xml:space="preserve">IS</w:t>
             </w:r>
           </w:p>
         </w:tc>
@@ -24941,7 +24941,7 @@
                 <w:sz w:val="18"/>
                 <w:szCs w:val="18"/>
               </w:rPr>
-              <w:t xml:space="preserve">Test retry logic by simulating a 500 error from the FICO system</w:t>
+              <w:t xml:space="preserve">Validate Journal Entry mapping accuracy against target SAP schema</w:t>
             </w:r>
           </w:p>
         </w:tc>
@@ -24962,7 +24962,7 @@
                 <w:sz w:val="18"/>
                 <w:szCs w:val="18"/>
               </w:rPr>
-              <w:t xml:space="preserve">Both (BO)</w:t>
+              <w:t xml:space="preserve">IS</w:t>
             </w:r>
           </w:p>
         </w:tc>
@@ -25006,7 +25006,7 @@
                 <w:sz w:val="18"/>
                 <w:szCs w:val="18"/>
               </w:rPr>
-              <w:t xml:space="preserve">Verify archive file creation on the secondary SFTP server</w:t>
+              <w:t xml:space="preserve">Simulate HTTP 500/400 errors to verify JMS retry queue functionality</w:t>
             </w:r>
           </w:p>
         </w:tc>
@@ -25027,7 +25027,72 @@
                 <w:sz w:val="18"/>
                 <w:szCs w:val="18"/>
               </w:rPr>
-              <w:t xml:space="preserve">Outside SAP (OS)</w:t>
+              <w:t xml:space="preserve">BO</w:t>
+            </w:r>
+          </w:p>
+        </w:tc>
+        <w:tc>
+          <w:tcPr>
+            <w:tcW w:type="pct" w:w="20%"/>
+            <w:tcBorders>
+              <w:top w:val="single" w:color="CCCCCC" w:sz="4"/>
+              <w:left w:val="single" w:color="CCCCCC" w:sz="4"/>
+              <w:bottom w:val="single" w:color="CCCCCC" w:sz="4"/>
+              <w:right w:val="single" w:color="CCCCCC" w:sz="4"/>
+            </w:tcBorders>
+            <w:vAlign w:val="center"/>
+          </w:tcPr>
+          <w:p>
+            <w:r>
+              <w:rPr>
+                <w:sz w:val="18"/>
+                <w:szCs w:val="18"/>
+              </w:rPr>
+              <w:t xml:space="preserve">TBD</w:t>
+            </w:r>
+          </w:p>
+        </w:tc>
+      </w:tr>
+      <w:tr>
+        <w:tc>
+          <w:tcPr>
+            <w:tcW w:type="pct" w:w="50%"/>
+            <w:tcBorders>
+              <w:top w:val="single" w:color="CCCCCC" w:sz="4"/>
+              <w:left w:val="single" w:color="CCCCCC" w:sz="4"/>
+              <w:bottom w:val="single" w:color="CCCCCC" w:sz="4"/>
+              <w:right w:val="single" w:color="CCCCCC" w:sz="4"/>
+            </w:tcBorders>
+            <w:vAlign w:val="center"/>
+          </w:tcPr>
+          <w:p>
+            <w:r>
+              <w:rPr>
+                <w:sz w:val="18"/>
+                <w:szCs w:val="18"/>
+              </w:rPr>
+              <w:t xml:space="preserve">Verify retry count logic and final error handling after max retries</w:t>
+            </w:r>
+          </w:p>
+        </w:tc>
+        <w:tc>
+          <w:tcPr>
+            <w:tcW w:type="pct" w:w="30%"/>
+            <w:tcBorders>
+              <w:top w:val="single" w:color="CCCCCC" w:sz="4"/>
+              <w:left w:val="single" w:color="CCCCCC" w:sz="4"/>
+              <w:bottom w:val="single" w:color="CCCCCC" w:sz="4"/>
+              <w:right w:val="single" w:color="CCCCCC" w:sz="4"/>
+            </w:tcBorders>
+            <w:vAlign w:val="center"/>
+          </w:tcPr>
+          <w:p>
+            <w:r>
+              <w:rPr>
+                <w:sz w:val="18"/>
+                <w:szCs w:val="18"/>
+              </w:rPr>
+              <w:t xml:space="preserve">IS</w:t>
             </w:r>
           </w:p>
         </w:tc>
@@ -25281,7 +25346,7 @@
                 <w:sz w:val="18"/>
                 <w:szCs w:val="18"/>
               </w:rPr>
-              <w:t xml:space="preserve">Hardcoded Credentials</w:t>
+              <w:t xml:space="preserve">Hardcoded credentials/placeholders</w:t>
             </w:r>
           </w:p>
         </w:tc>
@@ -25302,7 +25367,7 @@
                 <w:sz w:val="18"/>
                 <w:szCs w:val="18"/>
               </w:rPr>
-              <w:t xml:space="preserve">The use of '{{Credential Name}}' is correct, but ensure no actual secrets are hardcoded in the iFlow XML.</w:t>
+              <w:t xml:space="preserve">Ensure all {{Credential Name}} and [REDACTED] values are mapped to secure artifacts.</w:t>
             </w:r>
           </w:p>
         </w:tc>
@@ -25346,6 +25411,92 @@
                 <w:sz w:val="18"/>
                 <w:szCs w:val="18"/>
               </w:rPr>
+              <w:t xml:space="preserve">Error Handling</w:t>
+            </w:r>
+          </w:p>
+        </w:tc>
+        <w:tc>
+          <w:tcPr>
+            <w:tcW w:type="pct" w:w="38%"/>
+            <w:tcBorders>
+              <w:top w:val="single" w:color="CCCCCC" w:sz="4"/>
+              <w:left w:val="single" w:color="CCCCCC" w:sz="4"/>
+              <w:bottom w:val="single" w:color="CCCCCC" w:sz="4"/>
+              <w:right w:val="single" w:color="CCCCCC" w:sz="4"/>
+            </w:tcBorders>
+            <w:vAlign w:val="center"/>
+          </w:tcPr>
+          <w:p>
+            <w:r>
+              <w:rPr>
+                <w:sz w:val="18"/>
+                <w:szCs w:val="18"/>
+              </w:rPr>
+              <w:t xml:space="preserve">Exception Subprocess</w:t>
+            </w:r>
+          </w:p>
+        </w:tc>
+        <w:tc>
+          <w:tcPr>
+            <w:tcW w:type="pct" w:w="38%"/>
+            <w:tcBorders>
+              <w:top w:val="single" w:color="CCCCCC" w:sz="4"/>
+              <w:left w:val="single" w:color="CCCCCC" w:sz="4"/>
+              <w:bottom w:val="single" w:color="CCCCCC" w:sz="4"/>
+              <w:right w:val="single" w:color="CCCCCC" w:sz="4"/>
+            </w:tcBorders>
+            <w:vAlign w:val="center"/>
+          </w:tcPr>
+          <w:p>
+            <w:r>
+              <w:rPr>
+                <w:sz w:val="18"/>
+                <w:szCs w:val="18"/>
+              </w:rPr>
+              <w:t xml:space="preserve">Verify that the 'I034_L2SJE_Retry' endpoint is correctly defined to prevent infinite loops.</w:t>
+            </w:r>
+          </w:p>
+        </w:tc>
+      </w:tr>
+      <w:tr>
+        <w:tc>
+          <w:tcPr>
+            <w:tcW w:type="pct" w:w="10%"/>
+            <w:tcBorders>
+              <w:top w:val="single" w:color="CCCCCC" w:sz="4"/>
+              <w:left w:val="single" w:color="CCCCCC" w:sz="4"/>
+              <w:bottom w:val="single" w:color="CCCCCC" w:sz="4"/>
+              <w:right w:val="single" w:color="CCCCCC" w:sz="4"/>
+            </w:tcBorders>
+            <w:vAlign w:val="center"/>
+          </w:tcPr>
+          <w:p>
+            <w:r>
+              <w:rPr>
+                <w:sz w:val="18"/>
+                <w:szCs w:val="18"/>
+              </w:rPr>
+              <w:t xml:space="preserve">🟡 Low</w:t>
+            </w:r>
+          </w:p>
+        </w:tc>
+        <w:tc>
+          <w:tcPr>
+            <w:tcW w:type="pct" w:w="14%"/>
+            <w:tcBorders>
+              <w:top w:val="single" w:color="CCCCCC" w:sz="4"/>
+              <w:left w:val="single" w:color="CCCCCC" w:sz="4"/>
+              <w:bottom w:val="single" w:color="CCCCCC" w:sz="4"/>
+              <w:right w:val="single" w:color="CCCCCC" w:sz="4"/>
+            </w:tcBorders>
+            <w:vAlign w:val="center"/>
+          </w:tcPr>
+          <w:p>
+            <w:r>
+              <w:rPr>
+                <w:sz w:val="18"/>
+                <w:szCs w:val="18"/>
+              </w:rPr>
               <w:t xml:space="preserve">Design</w:t>
             </w:r>
           </w:p>
@@ -25367,7 +25518,7 @@
                 <w:sz w:val="18"/>
                 <w:szCs w:val="18"/>
               </w:rPr>
-              <w:t xml:space="preserve">Redundant Steps</w:t>
+              <w:t xml:space="preserve">Unused Participants</w:t>
             </w:r>
           </w:p>
         </w:tc>
@@ -25388,93 +25539,7 @@
                 <w:sz w:val="18"/>
                 <w:szCs w:val="18"/>
               </w:rPr>
-              <w:t xml:space="preserve">Multiple 'cm_StoreSenderPayload' steps exist; consider consolidating to reduce complexity.</w:t>
-            </w:r>
-          </w:p>
-        </w:tc>
-      </w:tr>
-      <w:tr>
-        <w:tc>
-          <w:tcPr>
-            <w:tcW w:type="pct" w:w="10%"/>
-            <w:tcBorders>
-              <w:top w:val="single" w:color="CCCCCC" w:sz="4"/>
-              <w:left w:val="single" w:color="CCCCCC" w:sz="4"/>
-              <w:bottom w:val="single" w:color="CCCCCC" w:sz="4"/>
-              <w:right w:val="single" w:color="CCCCCC" w:sz="4"/>
-            </w:tcBorders>
-            <w:vAlign w:val="center"/>
-          </w:tcPr>
-          <w:p>
-            <w:r>
-              <w:rPr>
-                <w:sz w:val="18"/>
-                <w:szCs w:val="18"/>
-              </w:rPr>
-              <w:t xml:space="preserve">🟡 Low</w:t>
-            </w:r>
-          </w:p>
-        </w:tc>
-        <w:tc>
-          <w:tcPr>
-            <w:tcW w:type="pct" w:w="14%"/>
-            <w:tcBorders>
-              <w:top w:val="single" w:color="CCCCCC" w:sz="4"/>
-              <w:left w:val="single" w:color="CCCCCC" w:sz="4"/>
-              <w:bottom w:val="single" w:color="CCCCCC" w:sz="4"/>
-              <w:right w:val="single" w:color="CCCCCC" w:sz="4"/>
-            </w:tcBorders>
-            <w:vAlign w:val="center"/>
-          </w:tcPr>
-          <w:p>
-            <w:r>
-              <w:rPr>
-                <w:sz w:val="18"/>
-                <w:szCs w:val="18"/>
-              </w:rPr>
-              <w:t xml:space="preserve">Maintainability</w:t>
-            </w:r>
-          </w:p>
-        </w:tc>
-        <w:tc>
-          <w:tcPr>
-            <w:tcW w:type="pct" w:w="38%"/>
-            <w:tcBorders>
-              <w:top w:val="single" w:color="CCCCCC" w:sz="4"/>
-              <w:left w:val="single" w:color="CCCCCC" w:sz="4"/>
-              <w:bottom w:val="single" w:color="CCCCCC" w:sz="4"/>
-              <w:right w:val="single" w:color="CCCCCC" w:sz="4"/>
-            </w:tcBorders>
-            <w:vAlign w:val="center"/>
-          </w:tcPr>
-          <w:p>
-            <w:r>
-              <w:rPr>
-                <w:sz w:val="18"/>
-                <w:szCs w:val="18"/>
-              </w:rPr>
-              <w:t xml:space="preserve">Naming Convention</w:t>
-            </w:r>
-          </w:p>
-        </w:tc>
-        <w:tc>
-          <w:tcPr>
-            <w:tcW w:type="pct" w:w="38%"/>
-            <w:tcBorders>
-              <w:top w:val="single" w:color="CCCCCC" w:sz="4"/>
-              <w:left w:val="single" w:color="CCCCCC" w:sz="4"/>
-              <w:bottom w:val="single" w:color="CCCCCC" w:sz="4"/>
-              <w:right w:val="single" w:color="CCCCCC" w:sz="4"/>
-            </w:tcBorders>
-            <w:vAlign w:val="center"/>
-          </w:tcPr>
-          <w:p>
-            <w:r>
-              <w:rPr>
-                <w:sz w:val="18"/>
-                <w:szCs w:val="18"/>
-              </w:rPr>
-              <w:t xml:space="preserve">The iFlow name contains '_copy', suggesting it may be a duplicate or legacy version.</w:t>
+              <w:t xml:space="preserve">Cleanup unused participants (e.g., SAPCI_2, SAPCI_3) to simplify the integration model.</w:t>
             </w:r>
           </w:p>
         </w:tc>
@@ -25508,7 +25573,7 @@
           <w:sz w:val="22"/>
           <w:szCs w:val="22"/>
         </w:rPr>
-        <w:t xml:space="preserve">• Ensure the JMS queue retention policies are aligned with business requirements.</w:t>
+        <w:t xml:space="preserve">• Ensure the JMS queue size limits are sufficient for expected retry volumes.</w:t>
       </w:r>
     </w:p>
     <w:p>
@@ -25521,7 +25586,7 @@
           <w:sz w:val="22"/>
           <w:szCs w:val="22"/>
         </w:rPr>
-        <w:t xml:space="preserve">• Confirm the SOAP header 'messageId' generation logic meets FICO system requirements.</w:t>
+        <w:t xml:space="preserve">• Confirm that the 'Archive Directory' on the SFTP server is writable by the service user.</w:t>
       </w:r>
     </w:p>
     <w:sectPr>
